--- a/Transition to Spot.docx
+++ b/Transition to Spot.docx
@@ -47,13 +47,13 @@
         <mc:AlternateContent>
           <mc:Choice Requires="wpi">
             <w:drawing>
-              <wp:anchor distT="0" distB="0" distL="114300" distR="114300" simplePos="0" relativeHeight="251660288" behindDoc="0" locked="0" layoutInCell="1" allowOverlap="1" wp14:anchorId="545B4AAC" wp14:editId="021E9FC5">
+              <wp:anchor distT="0" distB="0" distL="114300" distR="114300" simplePos="0" relativeHeight="251660288" behindDoc="0" locked="0" layoutInCell="1" allowOverlap="1" wp14:anchorId="545B4AAC" wp14:editId="0A74B468">
                 <wp:simplePos x="0" y="0"/>
                 <wp:positionH relativeFrom="column">
-                  <wp:posOffset>3977640</wp:posOffset>
+                  <wp:posOffset>3970020</wp:posOffset>
                 </wp:positionH>
                 <wp:positionV relativeFrom="paragraph">
-                  <wp:posOffset>2090420</wp:posOffset>
+                  <wp:posOffset>2303780</wp:posOffset>
                 </wp:positionV>
                 <wp:extent cx="289080" cy="360"/>
                 <wp:effectExtent l="95250" t="152400" r="92075" b="152400"/>
@@ -78,7 +78,7 @@
           </mc:Choice>
           <mc:Fallback>
             <w:pict>
-              <v:shapetype w14:anchorId="6AC5108A" id="_x0000_t75" coordsize="21600,21600" o:spt="75" o:preferrelative="t" path="m@4@5l@4@11@9@11@9@5xe" filled="f" stroked="f">
+              <v:shapetype w14:anchorId="4A18C272" id="_x0000_t75" coordsize="21600,21600" o:spt="75" o:preferrelative="t" path="m@4@5l@4@11@9@11@9@5xe" filled="f" stroked="f">
                 <v:stroke joinstyle="miter"/>
                 <v:formulas>
                   <v:f eqn="if lineDrawn pixelLineWidth 0"/>
@@ -97,7 +97,7 @@
                 <v:path o:extrusionok="f" gradientshapeok="t" o:connecttype="rect"/>
                 <o:lock v:ext="edit" aspectratio="t"/>
               </v:shapetype>
-              <v:shape id="Ink 4" o:spid="_x0000_s1026" type="#_x0000_t75" style="position:absolute;margin-left:308.95pt;margin-top:156.1pt;width:31.25pt;height:17.05pt;z-index:251660288;visibility:visible;mso-wrap-style:square;mso-wrap-distance-left:9pt;mso-wrap-distance-top:0;mso-wrap-distance-right:9pt;mso-wrap-distance-bottom:0;mso-position-horizontal:absolute;mso-position-horizontal-relative:text;mso-position-vertical:absolute;mso-position-vertical-relative:text" o:gfxdata="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">
+              <v:shape id="Ink 4" o:spid="_x0000_s1026" type="#_x0000_t75" style="position:absolute;margin-left:308.35pt;margin-top:172.9pt;width:31.25pt;height:17.05pt;z-index:251660288;visibility:visible;mso-wrap-style:square;mso-wrap-distance-left:9pt;mso-wrap-distance-top:0;mso-wrap-distance-right:9pt;mso-wrap-distance-bottom:0;mso-position-horizontal:absolute;mso-position-horizontal-relative:text;mso-position-vertical:absolute;mso-position-vertical-relative:text" o:gfxdata="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">
                 <v:imagedata r:id="rId5" o:title=""/>
               </v:shape>
             </w:pict>
@@ -111,13 +111,13 @@
         <mc:AlternateContent>
           <mc:Choice Requires="wpi">
             <w:drawing>
-              <wp:anchor distT="0" distB="0" distL="114300" distR="114300" simplePos="0" relativeHeight="251659264" behindDoc="0" locked="0" layoutInCell="1" allowOverlap="1" wp14:anchorId="183AA88A" wp14:editId="4F92F931">
+              <wp:anchor distT="0" distB="0" distL="114300" distR="114300" simplePos="0" relativeHeight="251659264" behindDoc="0" locked="0" layoutInCell="1" allowOverlap="1" wp14:anchorId="183AA88A" wp14:editId="155238D5">
                 <wp:simplePos x="0" y="0"/>
                 <wp:positionH relativeFrom="column">
-                  <wp:posOffset>3939540</wp:posOffset>
+                  <wp:posOffset>3909060</wp:posOffset>
                 </wp:positionH>
                 <wp:positionV relativeFrom="paragraph">
-                  <wp:posOffset>2494280</wp:posOffset>
+                  <wp:posOffset>2684780</wp:posOffset>
                 </wp:positionV>
                 <wp:extent cx="372110" cy="8255"/>
                 <wp:effectExtent l="95250" t="152400" r="104140" b="163195"/>
@@ -142,7 +142,7 @@
           </mc:Choice>
           <mc:Fallback>
             <w:pict>
-              <v:shape w14:anchorId="06D4D46F" id="Ink 3" o:spid="_x0000_s1026" type="#_x0000_t75" style="position:absolute;margin-left:305.95pt;margin-top:187.9pt;width:37.75pt;height:17.6pt;z-index:251659264;visibility:visible;mso-wrap-style:square;mso-wrap-distance-left:9pt;mso-wrap-distance-top:0;mso-wrap-distance-right:9pt;mso-wrap-distance-bottom:0;mso-position-horizontal:absolute;mso-position-horizontal-relative:text;mso-position-vertical:absolute;mso-position-vertical-relative:text" o:gfxdata="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">
+              <v:shape w14:anchorId="4B8C794D" id="Ink 3" o:spid="_x0000_s1026" type="#_x0000_t75" style="position:absolute;margin-left:303.55pt;margin-top:202.9pt;width:37.75pt;height:17.6pt;z-index:251659264;visibility:visible;mso-wrap-style:square;mso-wrap-distance-left:9pt;mso-wrap-distance-top:0;mso-wrap-distance-right:9pt;mso-wrap-distance-bottom:0;mso-position-horizontal:absolute;mso-position-horizontal-relative:text;mso-position-vertical:absolute;mso-position-vertical-relative:text" o:gfxdata="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">
                 <v:imagedata r:id="rId7" o:title=""/>
               </v:shape>
             </w:pict>
@@ -177,7 +177,15 @@
         <w:t xml:space="preserve">This coincided with a short report and </w:t>
       </w:r>
       <w:r>
-        <w:t>a yen carry blowup</w:t>
+        <w:t xml:space="preserve">a yen </w:t>
+      </w:r>
+      <w:proofErr w:type="gramStart"/>
+      <w:r>
+        <w:t>carry</w:t>
+      </w:r>
+      <w:proofErr w:type="gramEnd"/>
+      <w:r>
+        <w:t xml:space="preserve"> blowup</w:t>
       </w:r>
       <w:r>
         <w:t xml:space="preserve"> that together</w:t>
@@ -192,6 +200,9 @@
         <w:t>.</w:t>
       </w:r>
       <w:r>
+        <w:rPr>
+          <w:noProof/>
+        </w:rPr>
         <w:drawing>
           <wp:inline distT="0" distB="0" distL="0" distR="0" wp14:anchorId="1D13C30B" wp14:editId="470FD70D">
             <wp:extent cx="5943600" cy="2732405"/>
@@ -246,7 +257,15 @@
         <w:t xml:space="preserve">? Iren </w:t>
       </w:r>
       <w:r>
-        <w:t xml:space="preserve">purchased a hedge in the </w:t>
+        <w:t xml:space="preserve">purchased a hedge in </w:t>
+      </w:r>
+      <w:proofErr w:type="gramStart"/>
+      <w:r>
+        <w:t>the</w:t>
+      </w:r>
+      <w:proofErr w:type="gramEnd"/>
+      <w:r>
+        <w:t xml:space="preserve"> </w:t>
       </w:r>
       <w:r>
         <w:t xml:space="preserve">that </w:t>
@@ -294,7 +313,15 @@
         <w:t xml:space="preserve">electrical cost was approximately </w:t>
       </w:r>
       <w:r>
-        <w:t>$.076 per KWh. So</w:t>
+        <w:t xml:space="preserve">$.076 per </w:t>
+      </w:r>
+      <w:proofErr w:type="spellStart"/>
+      <w:r>
+        <w:t>KWh</w:t>
+      </w:r>
+      <w:proofErr w:type="spellEnd"/>
+      <w:r>
+        <w:t>. So</w:t>
       </w:r>
       <w:r>
         <w:t>,</w:t>
@@ -312,7 +339,15 @@
         <w:t>y purchased an agreement to buy</w:t>
       </w:r>
       <w:r>
-        <w:t xml:space="preserve"> at $.07 per KWh. </w:t>
+        <w:t xml:space="preserve"> at $.07 per </w:t>
+      </w:r>
+      <w:proofErr w:type="spellStart"/>
+      <w:r>
+        <w:t>KWh</w:t>
+      </w:r>
+      <w:proofErr w:type="spellEnd"/>
+      <w:r>
+        <w:t xml:space="preserve">. </w:t>
       </w:r>
       <w:r>
         <w:t>Most of</w:t>
@@ -330,8 +365,13 @@
         <w:t xml:space="preserve"> can see energy prices soar up to </w:t>
       </w:r>
       <w:r>
-        <w:t>$5 per KWh</w:t>
-      </w:r>
+        <w:t xml:space="preserve">$5 per </w:t>
+      </w:r>
+      <w:proofErr w:type="spellStart"/>
+      <w:r>
+        <w:t>KWh</w:t>
+      </w:r>
+      <w:proofErr w:type="spellEnd"/>
       <w:r>
         <w:t xml:space="preserve"> </w:t>
       </w:r>
@@ -375,11 +415,16 @@
         <w:t xml:space="preserve">(Iren’s ERCOT Zone) </w:t>
       </w:r>
       <w:r>
-        <w:t>where the real time electricity price w</w:t>
+        <w:t xml:space="preserve">where the real time electricity price </w:t>
+      </w:r>
+      <w:proofErr w:type="gramStart"/>
+      <w:r>
+        <w:t>w</w:t>
       </w:r>
       <w:r>
         <w:t>ere</w:t>
       </w:r>
+      <w:proofErr w:type="gramEnd"/>
       <w:r>
         <w:t xml:space="preserve"> higher than $.07</w:t>
       </w:r>
@@ -390,8 +435,13 @@
         <w:t>2</w:t>
       </w:r>
       <w:r>
-        <w:t xml:space="preserve"> per KWh</w:t>
-      </w:r>
+        <w:t xml:space="preserve"> per </w:t>
+      </w:r>
+      <w:proofErr w:type="spellStart"/>
+      <w:r>
+        <w:t>KWh</w:t>
+      </w:r>
+      <w:proofErr w:type="spellEnd"/>
       <w:r>
         <w:t xml:space="preserve"> during those hours</w:t>
       </w:r>
@@ -438,14 +488,7 @@
           <w:b/>
           <w:bCs/>
         </w:rPr>
-        <w:t xml:space="preserve">3 </w:t>
-      </w:r>
-      <w:r>
-        <w:rPr>
-          <w:b/>
-          <w:bCs/>
-        </w:rPr>
-        <w:t>(Assuming same electrical usage)</w:t>
+        <w:t>3 (Assuming same electrical usage)</w:t>
       </w:r>
       <w:r>
         <w:rPr>
@@ -525,13 +568,7 @@
         <w:ind w:firstLine="720"/>
       </w:pPr>
       <w:r>
-        <w:t>1</w:t>
-      </w:r>
-      <w:r>
-        <w:t>03</w:t>
-      </w:r>
-      <w:r>
-        <w:t>*(.</w:t>
+        <w:t>103*(.</w:t>
       </w:r>
       <w:r>
         <w:t>105</w:t>
@@ -554,6 +591,9 @@
     </w:p>
     <w:p>
       <w:r>
+        <w:rPr>
+          <w:noProof/>
+        </w:rPr>
         <w:drawing>
           <wp:anchor distT="0" distB="0" distL="114300" distR="114300" simplePos="0" relativeHeight="251668480" behindDoc="1" locked="0" layoutInCell="1" allowOverlap="1" wp14:anchorId="0B9CF9EF" wp14:editId="465A2518">
             <wp:simplePos x="0" y="0"/>
@@ -619,6 +659,9 @@
         </w:drawing>
       </w:r>
       <w:r>
+        <w:rPr>
+          <w:noProof/>
+        </w:rPr>
         <w:drawing>
           <wp:anchor distT="0" distB="0" distL="114300" distR="114300" simplePos="0" relativeHeight="251667456" behindDoc="1" locked="0" layoutInCell="1" allowOverlap="1" wp14:anchorId="35BCDEA3" wp14:editId="62CB8419">
             <wp:simplePos x="0" y="0"/>
@@ -760,10 +803,7 @@
         <w:t>.031</w:t>
       </w:r>
       <w:r>
-        <w:t xml:space="preserve"> and </w:t>
-      </w:r>
-      <w:r>
-        <w:t>$.026</w:t>
+        <w:t xml:space="preserve"> and $.026</w:t>
       </w:r>
       <w:r>
         <w:t xml:space="preserve"> for the same time periods.</w:t>
@@ -902,19 +942,7 @@
           <w:rPr>
             <w:rStyle w:val="Hyperlink"/>
           </w:rPr>
-          <w:t>li</w:t>
-        </w:r>
-        <w:r>
-          <w:rPr>
-            <w:rStyle w:val="Hyperlink"/>
-          </w:rPr>
-          <w:t>n</w:t>
-        </w:r>
-        <w:r>
-          <w:rPr>
-            <w:rStyle w:val="Hyperlink"/>
-          </w:rPr>
-          <w:t>k</w:t>
+          <w:t>link</w:t>
         </w:r>
       </w:hyperlink>
       <w:r>
@@ -940,8 +968,13 @@
       <w:r>
         <w:t xml:space="preserve">fairly </w:t>
       </w:r>
-      <w:r>
-        <w:t>similar to 2020 and 202</w:t>
+      <w:proofErr w:type="gramStart"/>
+      <w:r>
+        <w:t>similar to</w:t>
+      </w:r>
+      <w:proofErr w:type="gramEnd"/>
+      <w:r>
+        <w:t xml:space="preserve"> 2020 and 202</w:t>
       </w:r>
       <w:r>
         <w:t>1</w:t>
@@ -952,6 +985,9 @@
     </w:p>
     <w:p>
       <w:r>
+        <w:rPr>
+          <w:noProof/>
+        </w:rPr>
         <w:drawing>
           <wp:inline distT="0" distB="0" distL="0" distR="0" wp14:anchorId="13296D2E" wp14:editId="0AD577B0">
             <wp:extent cx="5943600" cy="3529965"/>
@@ -991,19 +1027,7 @@
     </w:p>
     <w:p>
       <w:r>
-        <w:t xml:space="preserve">Note: I excluded February 2021 from </w:t>
-      </w:r>
-      <w:r>
-        <w:t>all historical</w:t>
-      </w:r>
-      <w:r>
-        <w:t xml:space="preserve"> analys</w:t>
-      </w:r>
-      <w:r>
-        <w:t>es</w:t>
-      </w:r>
-      <w:r>
-        <w:t xml:space="preserve"> (Texas Ice storm)</w:t>
+        <w:t>Note: I excluded February 2021 from all historical analyses (Texas Ice storm)</w:t>
       </w:r>
     </w:p>
     <w:p>
@@ -1020,13 +1044,15 @@
         <w:t>on a monthly basis</w:t>
       </w:r>
       <w:r>
-        <w:t xml:space="preserve">, electric prices have been lower this year </w:t>
-      </w:r>
-      <w:r>
-        <w:t>than</w:t>
-      </w:r>
-      <w:r>
-        <w:t xml:space="preserve"> the previous 4</w:t>
+        <w:t xml:space="preserve">, electric prices have been </w:t>
+      </w:r>
+      <w:proofErr w:type="gramStart"/>
+      <w:r>
+        <w:t>lower</w:t>
+      </w:r>
+      <w:proofErr w:type="gramEnd"/>
+      <w:r>
+        <w:t xml:space="preserve"> this year than the previous 4</w:t>
       </w:r>
       <w:r>
         <w:t xml:space="preserve"> (red bars are lower than green bars)</w:t>
@@ -1043,6 +1069,7 @@
         <w:rPr>
           <w:b/>
           <w:bCs/>
+          <w:noProof/>
         </w:rPr>
         <w:lastRenderedPageBreak/>
         <w:drawing>
@@ -1110,6 +1137,9 @@
         </w:drawing>
       </w:r>
       <w:r>
+        <w:rPr>
+          <w:noProof/>
+        </w:rPr>
         <w:drawing>
           <wp:anchor distT="0" distB="0" distL="114300" distR="114300" simplePos="0" relativeHeight="251666432" behindDoc="1" locked="0" layoutInCell="1" allowOverlap="1" wp14:anchorId="7E7E9806" wp14:editId="189335AD">
             <wp:simplePos x="0" y="0"/>
@@ -1278,7 +1308,15 @@
     <w:p/>
     <w:p>
       <w:r>
-        <w:t xml:space="preserve">I am highly confident in Iren's capability to scale its operations more efficiently, given that the bulk of its megawatts (MWs) are located in West Texas. I am particularly optimistic about Iren's potential to continue demonstrating industry-leading </w:t>
+        <w:t xml:space="preserve">I am highly confident in Iren's capability to scale its operations more efficiently, given that the bulk of its megawatts (MWs) </w:t>
+      </w:r>
+      <w:proofErr w:type="gramStart"/>
+      <w:r>
+        <w:t>are located in</w:t>
+      </w:r>
+      <w:proofErr w:type="gramEnd"/>
+      <w:r>
+        <w:t xml:space="preserve"> West Texas. I am particularly optimistic about Iren's potential to continue demonstrating industry-leading </w:t>
       </w:r>
       <w:r>
         <w:t>costs</w:t>
@@ -1954,6 +1992,7 @@
   <w:style w:type="character" w:default="1" w:styleId="DefaultParagraphFont">
     <w:name w:val="Default Paragraph Font"/>
     <w:uiPriority w:val="1"/>
+    <w:semiHidden/>
     <w:unhideWhenUsed/>
   </w:style>
   <w:style w:type="table" w:default="1" w:styleId="TableNormal">
